--- a/작업일지/27주차.docx
+++ b/작업일지/27주차.docx
@@ -1,6 +1,6 @@
 
 <file path=word/document.xml><?xml version="1.0" encoding="utf-8"?>
-<w:document xmlns:wpc="http://schemas.microsoft.com/office/word/2010/wordprocessingCanvas" xmlns:cx="http://schemas.microsoft.com/office/drawing/2014/chartex" xmlns:cx1="http://schemas.microsoft.com/office/drawing/2015/9/8/chartex" xmlns:cx2="http://schemas.microsoft.com/office/drawing/2015/10/21/chartex" xmlns:cx3="http://schemas.microsoft.com/office/drawing/2016/5/9/chartex" xmlns:cx4="http://schemas.microsoft.com/office/drawing/2016/5/10/chartex" xmlns:cx5="http://schemas.microsoft.com/office/drawing/2016/5/11/chartex" xmlns:cx6="http://schemas.microsoft.com/office/drawing/2016/5/12/chartex" xmlns:cx7="http://schemas.microsoft.com/office/drawing/2016/5/13/chartex" xmlns:cx8="http://schemas.microsoft.com/office/drawing/2016/5/14/chartex" xmlns:mc="http://schemas.openxmlformats.org/markup-compatibility/2006" xmlns:aink="http://schemas.microsoft.com/office/drawing/2016/ink" xmlns:am3d="http://schemas.microsoft.com/office/drawing/2017/model3d" xmlns:o="urn:schemas-microsoft-com:office:office" xmlns:oel="http://schemas.microsoft.com/office/2019/extlst" xmlns:r="http://schemas.openxmlformats.org/officeDocument/2006/relationships" xmlns:m="http://schemas.openxmlformats.org/officeDocument/2006/math" xmlns:v="urn:schemas-microsoft-com:vml" xmlns:wp14="http://schemas.microsoft.com/office/word/2010/wordprocessingDrawing" xmlns:wp="http://schemas.openxmlformats.org/drawingml/2006/wordprocessingDrawing" xmlns:w10="urn:schemas-microsoft-com:office:word" xmlns:w="http://schemas.openxmlformats.org/wordprocessingml/2006/main" xmlns:w14="http://schemas.microsoft.com/office/word/2010/wordml" xmlns:w15="http://schemas.microsoft.com/office/word/2012/wordml" xmlns:w16cex="http://schemas.microsoft.com/office/word/2018/wordml/cex" xmlns:w16cid="http://schemas.microsoft.com/office/word/2016/wordml/cid" xmlns:w16="http://schemas.microsoft.com/office/word/2018/wordml" xmlns:w16du="http://schemas.microsoft.com/office/word/2023/wordml/word16du" xmlns:w16sdtdh="http://schemas.microsoft.com/office/word/2020/wordml/sdtdatahash" xmlns:w16se="http://schemas.microsoft.com/office/word/2015/wordml/symex" xmlns:wpg="http://schemas.microsoft.com/office/word/2010/wordprocessingGroup" xmlns:wpi="http://schemas.microsoft.com/office/word/2010/wordprocessingInk" xmlns:wne="http://schemas.microsoft.com/office/word/2006/wordml" xmlns:wps="http://schemas.microsoft.com/office/word/2010/wordprocessingShape" mc:Ignorable="w14 w15 w16se w16cid w16 w16cex w16sdtdh w16du wp14">
+<w:document xmlns:wpc="http://schemas.microsoft.com/office/word/2010/wordprocessingCanvas" xmlns:cx="http://schemas.microsoft.com/office/drawing/2014/chartex" xmlns:cx1="http://schemas.microsoft.com/office/drawing/2015/9/8/chartex" xmlns:cx2="http://schemas.microsoft.com/office/drawing/2015/10/21/chartex" xmlns:cx3="http://schemas.microsoft.com/office/drawing/2016/5/9/chartex" xmlns:cx4="http://schemas.microsoft.com/office/drawing/2016/5/10/chartex" xmlns:cx5="http://schemas.microsoft.com/office/drawing/2016/5/11/chartex" xmlns:cx6="http://schemas.microsoft.com/office/drawing/2016/5/12/chartex" xmlns:cx7="http://schemas.microsoft.com/office/drawing/2016/5/13/chartex" xmlns:cx8="http://schemas.microsoft.com/office/drawing/2016/5/14/chartex" xmlns:mc="http://schemas.openxmlformats.org/markup-compatibility/2006" xmlns:aink="http://schemas.microsoft.com/office/drawing/2016/ink" xmlns:am3d="http://schemas.microsoft.com/office/drawing/2017/model3d" xmlns:o="urn:schemas-microsoft-com:office:office" xmlns:oel="http://schemas.microsoft.com/office/2019/extlst" xmlns:r="http://schemas.openxmlformats.org/officeDocument/2006/relationships" xmlns:m="http://schemas.openxmlformats.org/officeDocument/2006/math" xmlns:v="urn:schemas-microsoft-com:vml" xmlns:wp14="http://schemas.microsoft.com/office/word/2010/wordprocessingDrawing" xmlns:wp="http://schemas.openxmlformats.org/drawingml/2006/wordprocessingDrawing" xmlns:w10="urn:schemas-microsoft-com:office:word" xmlns:w="http://schemas.openxmlformats.org/wordprocessingml/2006/main" xmlns:w14="http://schemas.microsoft.com/office/word/2010/wordml" xmlns:w15="http://schemas.microsoft.com/office/word/2012/wordml" xmlns:w16cex="http://schemas.microsoft.com/office/word/2018/wordml/cex" xmlns:w16cid="http://schemas.microsoft.com/office/word/2016/wordml/cid" xmlns:w16="http://schemas.microsoft.com/office/word/2018/wordml" xmlns:w16du="http://schemas.microsoft.com/office/word/2023/wordml/word16du" xmlns:w16sdtdh="http://schemas.microsoft.com/office/word/2020/wordml/sdtdatahash" xmlns:w16sdtfl="http://schemas.microsoft.com/office/word/2024/wordml/sdtformatlock" xmlns:w16se="http://schemas.microsoft.com/office/word/2015/wordml/symex" xmlns:wpg="http://schemas.microsoft.com/office/word/2010/wordprocessingGroup" xmlns:wpi="http://schemas.microsoft.com/office/word/2010/wordprocessingInk" xmlns:wne="http://schemas.microsoft.com/office/word/2006/wordml" xmlns:wps="http://schemas.microsoft.com/office/word/2010/wordprocessingShape" mc:Ignorable="w14 w15 w16se w16cid w16 w16cex w16sdtdh w16sdtfl w16du wp14">
   <w:body>
     <w:p>
       <w:pPr>
@@ -163,9 +163,6 @@
           <w:p>
             <w:pPr>
               <w:jc w:val="center"/>
-              <w:rPr>
-                <w:rFonts w:hint="eastAsia"/>
-              </w:rPr>
             </w:pPr>
             <w:r>
               <w:rPr>
@@ -252,7 +249,6 @@
                 <w:bCs/>
               </w:rPr>
             </w:pPr>
-            <w:proofErr w:type="spellStart"/>
             <w:r>
               <w:rPr>
                 <w:rFonts w:hint="eastAsia"/>
@@ -261,7 +257,6 @@
               </w:rPr>
               <w:t>팀명</w:t>
             </w:r>
-            <w:proofErr w:type="spellEnd"/>
           </w:p>
         </w:tc>
         <w:tc>
@@ -331,21 +326,7 @@
               <w:rPr>
                 <w:rFonts w:hint="eastAsia"/>
               </w:rPr>
-              <w:t xml:space="preserve"> </w:t>
-            </w:r>
-            <w:proofErr w:type="spellStart"/>
-            <w:r>
-              <w:rPr>
-                <w:rFonts w:hint="eastAsia"/>
-              </w:rPr>
-              <w:t>윤이하나</w:t>
-            </w:r>
-            <w:proofErr w:type="spellEnd"/>
-            <w:r>
-              <w:rPr>
-                <w:rFonts w:hint="eastAsia"/>
-              </w:rPr>
-              <w:t xml:space="preserve">(기획, </w:t>
+              <w:t xml:space="preserve"> 윤이하나(기획, </w:t>
             </w:r>
             <w:r>
               <w:rPr>
@@ -388,13 +369,7 @@
         </w:tc>
       </w:tr>
     </w:tbl>
-    <w:p>
-      <w:pPr>
-        <w:rPr>
-          <w:rFonts w:hint="eastAsia"/>
-        </w:rPr>
-      </w:pPr>
-    </w:p>
+    <w:p/>
     <w:p>
       <w:pPr>
         <w:rPr>
@@ -441,7 +416,6 @@
                 <w:bCs/>
               </w:rPr>
             </w:pPr>
-            <w:proofErr w:type="spellStart"/>
             <w:r>
               <w:rPr>
                 <w:rFonts w:hint="eastAsia"/>
@@ -450,7 +424,6 @@
               </w:rPr>
               <w:t>윤이하나</w:t>
             </w:r>
-            <w:proofErr w:type="spellEnd"/>
           </w:p>
         </w:tc>
         <w:tc>
@@ -486,7 +459,43 @@
           <w:tcPr>
             <w:tcW w:w="9214" w:type="dxa"/>
           </w:tcPr>
-          <w:p/>
+          <w:p>
+            <w:r>
+              <w:rPr>
+                <w:rFonts w:hint="eastAsia"/>
+              </w:rPr>
+              <w:t>-클라/서버 공용으로 쓰는 헤더 파일 통일</w:t>
+            </w:r>
+          </w:p>
+          <w:p>
+            <w:r>
+              <w:rPr>
+                <w:rFonts w:hint="eastAsia"/>
+              </w:rPr>
+              <w:t>-AddItem, RemoveObject 패킷 recv, send 처리</w:t>
+            </w:r>
+          </w:p>
+          <w:p>
+            <w:r>
+              <w:rPr>
+                <w:rFonts w:hint="eastAsia"/>
+              </w:rPr>
+              <w:t>-절차적 방 생성 교수님이 제안하신 방식으로 변경</w:t>
+            </w:r>
+          </w:p>
+          <w:p>
+            <w:pPr>
+              <w:rPr>
+                <w:rFonts w:hint="eastAsia"/>
+              </w:rPr>
+            </w:pPr>
+            <w:r>
+              <w:rPr>
+                <w:rFonts w:hint="eastAsia"/>
+              </w:rPr>
+              <w:t>-타일맵 타일 크기 어떻게 할지 고민</w:t>
+            </w:r>
+          </w:p>
         </w:tc>
       </w:tr>
       <w:tr>
@@ -516,35 +525,17 @@
             <w:tcW w:w="9214" w:type="dxa"/>
           </w:tcPr>
           <w:p>
-            <w:pPr>
-              <w:rPr>
-                <w:rFonts w:hint="eastAsia"/>
-              </w:rPr>
-            </w:pPr>
             <w:r>
               <w:t xml:space="preserve">- </w:t>
             </w:r>
-            <w:proofErr w:type="spellStart"/>
-            <w:r>
-              <w:rPr>
-                <w:rFonts w:hint="eastAsia"/>
-              </w:rPr>
-              <w:t>GameMode</w:t>
-            </w:r>
-            <w:proofErr w:type="spellEnd"/>
-            <w:r>
-              <w:rPr>
-                <w:rFonts w:hint="eastAsia"/>
-              </w:rPr>
-              <w:t xml:space="preserve"> C++로 변경</w:t>
-            </w:r>
-          </w:p>
-          <w:p>
-            <w:pPr>
-              <w:rPr>
-                <w:rFonts w:hint="eastAsia"/>
-              </w:rPr>
-            </w:pPr>
+            <w:r>
+              <w:rPr>
+                <w:rFonts w:hint="eastAsia"/>
+              </w:rPr>
+              <w:t>GameMode C++로 변경</w:t>
+            </w:r>
+          </w:p>
+          <w:p>
             <w:r>
               <w:t xml:space="preserve">- </w:t>
             </w:r>
@@ -597,7 +588,6 @@
                 <w:bCs/>
               </w:rPr>
             </w:pPr>
-            <w:proofErr w:type="spellStart"/>
             <w:r>
               <w:rPr>
                 <w:rFonts w:hint="eastAsia"/>
@@ -606,7 +596,6 @@
               </w:rPr>
               <w:t>윤이하나</w:t>
             </w:r>
-            <w:proofErr w:type="spellEnd"/>
           </w:p>
         </w:tc>
         <w:tc>
@@ -647,7 +636,98 @@
           <w:tcPr>
             <w:tcW w:w="9214" w:type="dxa"/>
           </w:tcPr>
+          <w:p>
+            <w:r>
+              <w:rPr>
+                <w:rFonts w:hint="eastAsia"/>
+              </w:rPr>
+              <w:t>-클라/서버 공용으로 쓰는 헤더 파일을 서버에서만 수정 가능하도록 파일을 통일했다.</w:t>
+            </w:r>
+          </w:p>
           <w:p/>
+          <w:p>
+            <w:r>
+              <w:rPr>
+                <w:rFonts w:hint="eastAsia"/>
+              </w:rPr>
+              <w:t>-아이템 획득을 위해 아이템 생성, 오브젝트 삭제 패킷 recv, send 처리를 클라/서버에서 했다.</w:t>
+            </w:r>
+          </w:p>
+          <w:p/>
+          <w:p>
+            <w:r>
+              <w:rPr>
+                <w:rFonts w:hint="eastAsia"/>
+              </w:rPr>
+              <w:t xml:space="preserve">-절차적 방 생성을 원래는 아주 큰 unordered map에 기록하는 형식으로 했는데 교수님이 제안해주신 방식대로 변경하기로 했다. </w:t>
+            </w:r>
+          </w:p>
+          <w:p/>
+          <w:p>
+            <w:r>
+              <w:rPr>
+                <w:rFonts w:hint="eastAsia"/>
+              </w:rPr>
+              <w:t>그런데 교수님께서 제안해주신 방식은 필요한 정보만 노드에 담아 그래프로 만들어 방 구조를 기록하는 형식이었는데, 지금 되어 있는 방식은 gameRoom 클래스 자체를 노드라고 생각하고 서로 연결된 방끼리 참조하는 식으로</w:t>
+            </w:r>
+            <w:r>
+              <w:rPr>
+                <w:rFonts w:hint="eastAsia"/>
+              </w:rPr>
+              <w:t xml:space="preserve"> 되어 있다.</w:t>
+            </w:r>
+          </w:p>
+          <w:p/>
+          <w:p>
+            <w:r>
+              <w:rPr>
+                <w:rFonts w:hint="eastAsia"/>
+              </w:rPr>
+              <w:t>그리고 방을 보다 빠르게 찾기 위해 방마다 고유 ID를 부여했다.</w:t>
+            </w:r>
+          </w:p>
+          <w:p>
+            <w:r>
+              <w:rPr>
+                <w:rFonts w:hint="eastAsia"/>
+              </w:rPr>
+              <w:t>이게 맞는지 모르겠다.</w:t>
+            </w:r>
+          </w:p>
+          <w:p/>
+          <w:p>
+            <w:pPr>
+              <w:rPr>
+                <w:rFonts w:hint="eastAsia"/>
+              </w:rPr>
+            </w:pPr>
+            <w:r>
+              <w:rPr>
+                <w:rFonts w:hint="eastAsia"/>
+              </w:rPr>
+              <w:t>그리고 unordered map 방식으로 했던 이유 중 가장 큰 이유가 방이 생성되면서 방끼리 서로 겹치는 걸 방지하기 위해서 였는데 이를 위해 BoundingBox 클래스를 추가하여 방을 배치하기 전에 충돌되는 방이 있나 확인하는 방식으로 방지하였다.</w:t>
+            </w:r>
+          </w:p>
+          <w:p>
+            <w:pPr>
+              <w:rPr>
+                <w:rFonts w:hint="eastAsia"/>
+              </w:rPr>
+            </w:pPr>
+          </w:p>
+          <w:p>
+            <w:pPr>
+              <w:rPr>
+                <w:rFonts w:hint="eastAsia"/>
+              </w:rPr>
+            </w:pPr>
+            <w:r>
+              <w:rPr>
+                <w:rFonts w:hint="eastAsia"/>
+              </w:rPr>
+              <w:t>-하나한테 방 세부 사이즈를 물어봤는데 25cm 단위로 쪼개져서 타일 크기는 25cm*25cm로 하기로 했다.</w:t>
+            </w:r>
+          </w:p>
         </w:tc>
       </w:tr>
       <w:tr>
@@ -668,6 +748,7 @@
                 <w:b/>
                 <w:bCs/>
               </w:rPr>
+              <w:lastRenderedPageBreak/>
               <w:t>임채은</w:t>
             </w:r>
           </w:p>
@@ -677,91 +758,17 @@
             <w:tcW w:w="9214" w:type="dxa"/>
           </w:tcPr>
           <w:p>
-            <w:pPr>
-              <w:rPr>
-                <w:rFonts w:hint="eastAsia"/>
-              </w:rPr>
-            </w:pPr>
             <w:r>
               <w:t xml:space="preserve">- </w:t>
             </w:r>
-            <w:proofErr w:type="spellStart"/>
-            <w:r>
-              <w:rPr>
-                <w:rFonts w:hint="eastAsia"/>
-              </w:rPr>
-              <w:t>GameModeBase</w:t>
-            </w:r>
-            <w:proofErr w:type="spellEnd"/>
-            <w:r>
-              <w:rPr>
-                <w:rFonts w:hint="eastAsia"/>
-              </w:rPr>
-              <w:t xml:space="preserve">를 상속받는 </w:t>
-            </w:r>
-            <w:proofErr w:type="spellStart"/>
-            <w:r>
-              <w:rPr>
-                <w:rFonts w:hint="eastAsia"/>
-              </w:rPr>
-              <w:t>MainGameMode</w:t>
-            </w:r>
-            <w:proofErr w:type="spellEnd"/>
-            <w:r>
-              <w:rPr>
-                <w:rFonts w:hint="eastAsia"/>
-              </w:rPr>
-              <w:t xml:space="preserve">를 C++로 생성하고, </w:t>
-            </w:r>
-            <w:proofErr w:type="spellStart"/>
-            <w:r>
-              <w:rPr>
-                <w:rFonts w:hint="eastAsia"/>
-              </w:rPr>
-              <w:t>BeginPlay</w:t>
-            </w:r>
-            <w:proofErr w:type="spellEnd"/>
-            <w:r>
-              <w:rPr>
-                <w:rFonts w:hint="eastAsia"/>
-              </w:rPr>
-              <w:t xml:space="preserve">에 </w:t>
-            </w:r>
-            <w:proofErr w:type="spellStart"/>
-            <w:r>
-              <w:rPr>
-                <w:rFonts w:hint="eastAsia"/>
-              </w:rPr>
-              <w:t>ConnectServer</w:t>
-            </w:r>
-            <w:proofErr w:type="spellEnd"/>
-            <w:r>
-              <w:rPr>
-                <w:rFonts w:hint="eastAsia"/>
-              </w:rPr>
-              <w:t>()</w:t>
-            </w:r>
-            <w:proofErr w:type="spellStart"/>
-            <w:r>
-              <w:rPr>
-                <w:rFonts w:hint="eastAsia"/>
-              </w:rPr>
-              <w:t>를</w:t>
-            </w:r>
-            <w:proofErr w:type="spellEnd"/>
-            <w:r>
-              <w:rPr>
-                <w:rFonts w:hint="eastAsia"/>
-              </w:rPr>
-              <w:t xml:space="preserve"> 추가했다.</w:t>
-            </w:r>
-          </w:p>
-          <w:p>
-            <w:pPr>
-              <w:rPr>
-                <w:rFonts w:hint="eastAsia"/>
-              </w:rPr>
-            </w:pPr>
+            <w:r>
+              <w:rPr>
+                <w:rFonts w:hint="eastAsia"/>
+              </w:rPr>
+              <w:t>GameModeBase를 상속받는 MainGameMode를 C++로 생성하고, BeginPlay에 ConnectServer()를 추가했다.</w:t>
+            </w:r>
+          </w:p>
+          <w:p>
             <w:r>
               <w:t xml:space="preserve">- </w:t>
             </w:r>
@@ -794,7 +801,7 @@
 </file>
 
 <file path=word/endnotes.xml><?xml version="1.0" encoding="utf-8"?>
-<w:endnotes xmlns:wpc="http://schemas.microsoft.com/office/word/2010/wordprocessingCanvas" xmlns:cx="http://schemas.microsoft.com/office/drawing/2014/chartex" xmlns:cx1="http://schemas.microsoft.com/office/drawing/2015/9/8/chartex" xmlns:cx2="http://schemas.microsoft.com/office/drawing/2015/10/21/chartex" xmlns:cx3="http://schemas.microsoft.com/office/drawing/2016/5/9/chartex" xmlns:cx4="http://schemas.microsoft.com/office/drawing/2016/5/10/chartex" xmlns:cx5="http://schemas.microsoft.com/office/drawing/2016/5/11/chartex" xmlns:cx6="http://schemas.microsoft.com/office/drawing/2016/5/12/chartex" xmlns:cx7="http://schemas.microsoft.com/office/drawing/2016/5/13/chartex" xmlns:cx8="http://schemas.microsoft.com/office/drawing/2016/5/14/chartex" xmlns:mc="http://schemas.openxmlformats.org/markup-compatibility/2006" xmlns:aink="http://schemas.microsoft.com/office/drawing/2016/ink" xmlns:am3d="http://schemas.microsoft.com/office/drawing/2017/model3d" xmlns:o="urn:schemas-microsoft-com:office:office" xmlns:oel="http://schemas.microsoft.com/office/2019/extlst" xmlns:r="http://schemas.openxmlformats.org/officeDocument/2006/relationships" xmlns:m="http://schemas.openxmlformats.org/officeDocument/2006/math" xmlns:v="urn:schemas-microsoft-com:vml" xmlns:wp14="http://schemas.microsoft.com/office/word/2010/wordprocessingDrawing" xmlns:wp="http://schemas.openxmlformats.org/drawingml/2006/wordprocessingDrawing" xmlns:w10="urn:schemas-microsoft-com:office:word" xmlns:w="http://schemas.openxmlformats.org/wordprocessingml/2006/main" xmlns:w14="http://schemas.microsoft.com/office/word/2010/wordml" xmlns:w15="http://schemas.microsoft.com/office/word/2012/wordml" xmlns:w16cex="http://schemas.microsoft.com/office/word/2018/wordml/cex" xmlns:w16cid="http://schemas.microsoft.com/office/word/2016/wordml/cid" xmlns:w16="http://schemas.microsoft.com/office/word/2018/wordml" xmlns:w16du="http://schemas.microsoft.com/office/word/2023/wordml/word16du" xmlns:w16sdtdh="http://schemas.microsoft.com/office/word/2020/wordml/sdtdatahash" xmlns:w16se="http://schemas.microsoft.com/office/word/2015/wordml/symex" xmlns:wpg="http://schemas.microsoft.com/office/word/2010/wordprocessingGroup" xmlns:wpi="http://schemas.microsoft.com/office/word/2010/wordprocessingInk" xmlns:wne="http://schemas.microsoft.com/office/word/2006/wordml" xmlns:wps="http://schemas.microsoft.com/office/word/2010/wordprocessingShape" mc:Ignorable="w14 w15 w16se w16cid w16 w16cex w16sdtdh w16du wp14">
+<w:endnotes xmlns:wpc="http://schemas.microsoft.com/office/word/2010/wordprocessingCanvas" xmlns:cx="http://schemas.microsoft.com/office/drawing/2014/chartex" xmlns:cx1="http://schemas.microsoft.com/office/drawing/2015/9/8/chartex" xmlns:cx2="http://schemas.microsoft.com/office/drawing/2015/10/21/chartex" xmlns:cx3="http://schemas.microsoft.com/office/drawing/2016/5/9/chartex" xmlns:cx4="http://schemas.microsoft.com/office/drawing/2016/5/10/chartex" xmlns:cx5="http://schemas.microsoft.com/office/drawing/2016/5/11/chartex" xmlns:cx6="http://schemas.microsoft.com/office/drawing/2016/5/12/chartex" xmlns:cx7="http://schemas.microsoft.com/office/drawing/2016/5/13/chartex" xmlns:cx8="http://schemas.microsoft.com/office/drawing/2016/5/14/chartex" xmlns:mc="http://schemas.openxmlformats.org/markup-compatibility/2006" xmlns:aink="http://schemas.microsoft.com/office/drawing/2016/ink" xmlns:am3d="http://schemas.microsoft.com/office/drawing/2017/model3d" xmlns:o="urn:schemas-microsoft-com:office:office" xmlns:oel="http://schemas.microsoft.com/office/2019/extlst" xmlns:r="http://schemas.openxmlformats.org/officeDocument/2006/relationships" xmlns:m="http://schemas.openxmlformats.org/officeDocument/2006/math" xmlns:v="urn:schemas-microsoft-com:vml" xmlns:wp14="http://schemas.microsoft.com/office/word/2010/wordprocessingDrawing" xmlns:wp="http://schemas.openxmlformats.org/drawingml/2006/wordprocessingDrawing" xmlns:w10="urn:schemas-microsoft-com:office:word" xmlns:w="http://schemas.openxmlformats.org/wordprocessingml/2006/main" xmlns:w14="http://schemas.microsoft.com/office/word/2010/wordml" xmlns:w15="http://schemas.microsoft.com/office/word/2012/wordml" xmlns:w16cex="http://schemas.microsoft.com/office/word/2018/wordml/cex" xmlns:w16cid="http://schemas.microsoft.com/office/word/2016/wordml/cid" xmlns:w16="http://schemas.microsoft.com/office/word/2018/wordml" xmlns:w16du="http://schemas.microsoft.com/office/word/2023/wordml/word16du" xmlns:w16sdtdh="http://schemas.microsoft.com/office/word/2020/wordml/sdtdatahash" xmlns:w16sdtfl="http://schemas.microsoft.com/office/word/2024/wordml/sdtformatlock" xmlns:w16se="http://schemas.microsoft.com/office/word/2015/wordml/symex" xmlns:wpg="http://schemas.microsoft.com/office/word/2010/wordprocessingGroup" xmlns:wpi="http://schemas.microsoft.com/office/word/2010/wordprocessingInk" xmlns:wne="http://schemas.microsoft.com/office/word/2006/wordml" xmlns:wps="http://schemas.microsoft.com/office/word/2010/wordprocessingShape" mc:Ignorable="w14 w15 w16se w16cid w16 w16cex w16sdtdh w16sdtfl w16du wp14">
   <w:endnote w:type="separator" w:id="-1">
     <w:p>
       <w:pPr>
@@ -819,7 +826,7 @@
 </file>
 
 <file path=word/footnotes.xml><?xml version="1.0" encoding="utf-8"?>
-<w:footnotes xmlns:wpc="http://schemas.microsoft.com/office/word/2010/wordprocessingCanvas" xmlns:cx="http://schemas.microsoft.com/office/drawing/2014/chartex" xmlns:cx1="http://schemas.microsoft.com/office/drawing/2015/9/8/chartex" xmlns:cx2="http://schemas.microsoft.com/office/drawing/2015/10/21/chartex" xmlns:cx3="http://schemas.microsoft.com/office/drawing/2016/5/9/chartex" xmlns:cx4="http://schemas.microsoft.com/office/drawing/2016/5/10/chartex" xmlns:cx5="http://schemas.microsoft.com/office/drawing/2016/5/11/chartex" xmlns:cx6="http://schemas.microsoft.com/office/drawing/2016/5/12/chartex" xmlns:cx7="http://schemas.microsoft.com/office/drawing/2016/5/13/chartex" xmlns:cx8="http://schemas.microsoft.com/office/drawing/2016/5/14/chartex" xmlns:mc="http://schemas.openxmlformats.org/markup-compatibility/2006" xmlns:aink="http://schemas.microsoft.com/office/drawing/2016/ink" xmlns:am3d="http://schemas.microsoft.com/office/drawing/2017/model3d" xmlns:o="urn:schemas-microsoft-com:office:office" xmlns:oel="http://schemas.microsoft.com/office/2019/extlst" xmlns:r="http://schemas.openxmlformats.org/officeDocument/2006/relationships" xmlns:m="http://schemas.openxmlformats.org/officeDocument/2006/math" xmlns:v="urn:schemas-microsoft-com:vml" xmlns:wp14="http://schemas.microsoft.com/office/word/2010/wordprocessingDrawing" xmlns:wp="http://schemas.openxmlformats.org/drawingml/2006/wordprocessingDrawing" xmlns:w10="urn:schemas-microsoft-com:office:word" xmlns:w="http://schemas.openxmlformats.org/wordprocessingml/2006/main" xmlns:w14="http://schemas.microsoft.com/office/word/2010/wordml" xmlns:w15="http://schemas.microsoft.com/office/word/2012/wordml" xmlns:w16cex="http://schemas.microsoft.com/office/word/2018/wordml/cex" xmlns:w16cid="http://schemas.microsoft.com/office/word/2016/wordml/cid" xmlns:w16="http://schemas.microsoft.com/office/word/2018/wordml" xmlns:w16du="http://schemas.microsoft.com/office/word/2023/wordml/word16du" xmlns:w16sdtdh="http://schemas.microsoft.com/office/word/2020/wordml/sdtdatahash" xmlns:w16se="http://schemas.microsoft.com/office/word/2015/wordml/symex" xmlns:wpg="http://schemas.microsoft.com/office/word/2010/wordprocessingGroup" xmlns:wpi="http://schemas.microsoft.com/office/word/2010/wordprocessingInk" xmlns:wne="http://schemas.microsoft.com/office/word/2006/wordml" xmlns:wps="http://schemas.microsoft.com/office/word/2010/wordprocessingShape" mc:Ignorable="w14 w15 w16se w16cid w16 w16cex w16sdtdh w16du wp14">
+<w:footnotes xmlns:wpc="http://schemas.microsoft.com/office/word/2010/wordprocessingCanvas" xmlns:cx="http://schemas.microsoft.com/office/drawing/2014/chartex" xmlns:cx1="http://schemas.microsoft.com/office/drawing/2015/9/8/chartex" xmlns:cx2="http://schemas.microsoft.com/office/drawing/2015/10/21/chartex" xmlns:cx3="http://schemas.microsoft.com/office/drawing/2016/5/9/chartex" xmlns:cx4="http://schemas.microsoft.com/office/drawing/2016/5/10/chartex" xmlns:cx5="http://schemas.microsoft.com/office/drawing/2016/5/11/chartex" xmlns:cx6="http://schemas.microsoft.com/office/drawing/2016/5/12/chartex" xmlns:cx7="http://schemas.microsoft.com/office/drawing/2016/5/13/chartex" xmlns:cx8="http://schemas.microsoft.com/office/drawing/2016/5/14/chartex" xmlns:mc="http://schemas.openxmlformats.org/markup-compatibility/2006" xmlns:aink="http://schemas.microsoft.com/office/drawing/2016/ink" xmlns:am3d="http://schemas.microsoft.com/office/drawing/2017/model3d" xmlns:o="urn:schemas-microsoft-com:office:office" xmlns:oel="http://schemas.microsoft.com/office/2019/extlst" xmlns:r="http://schemas.openxmlformats.org/officeDocument/2006/relationships" xmlns:m="http://schemas.openxmlformats.org/officeDocument/2006/math" xmlns:v="urn:schemas-microsoft-com:vml" xmlns:wp14="http://schemas.microsoft.com/office/word/2010/wordprocessingDrawing" xmlns:wp="http://schemas.openxmlformats.org/drawingml/2006/wordprocessingDrawing" xmlns:w10="urn:schemas-microsoft-com:office:word" xmlns:w="http://schemas.openxmlformats.org/wordprocessingml/2006/main" xmlns:w14="http://schemas.microsoft.com/office/word/2010/wordml" xmlns:w15="http://schemas.microsoft.com/office/word/2012/wordml" xmlns:w16cex="http://schemas.microsoft.com/office/word/2018/wordml/cex" xmlns:w16cid="http://schemas.microsoft.com/office/word/2016/wordml/cid" xmlns:w16="http://schemas.microsoft.com/office/word/2018/wordml" xmlns:w16du="http://schemas.microsoft.com/office/word/2023/wordml/word16du" xmlns:w16sdtdh="http://schemas.microsoft.com/office/word/2020/wordml/sdtdatahash" xmlns:w16sdtfl="http://schemas.microsoft.com/office/word/2024/wordml/sdtformatlock" xmlns:w16se="http://schemas.microsoft.com/office/word/2015/wordml/symex" xmlns:wpg="http://schemas.microsoft.com/office/word/2010/wordprocessingGroup" xmlns:wpi="http://schemas.microsoft.com/office/word/2010/wordprocessingInk" xmlns:wne="http://schemas.microsoft.com/office/word/2006/wordml" xmlns:wps="http://schemas.microsoft.com/office/word/2010/wordprocessingShape" mc:Ignorable="w14 w15 w16se w16cid w16 w16cex w16sdtdh w16sdtfl w16du wp14">
   <w:footnote w:type="separator" w:id="-1">
     <w:p>
       <w:pPr>
@@ -844,7 +851,7 @@
 </file>
 
 <file path=word/numbering.xml><?xml version="1.0" encoding="utf-8"?>
-<w:numbering xmlns:wpc="http://schemas.microsoft.com/office/word/2010/wordprocessingCanvas" xmlns:cx="http://schemas.microsoft.com/office/drawing/2014/chartex" xmlns:cx1="http://schemas.microsoft.com/office/drawing/2015/9/8/chartex" xmlns:cx2="http://schemas.microsoft.com/office/drawing/2015/10/21/chartex" xmlns:cx3="http://schemas.microsoft.com/office/drawing/2016/5/9/chartex" xmlns:cx4="http://schemas.microsoft.com/office/drawing/2016/5/10/chartex" xmlns:cx5="http://schemas.microsoft.com/office/drawing/2016/5/11/chartex" xmlns:cx6="http://schemas.microsoft.com/office/drawing/2016/5/12/chartex" xmlns:cx7="http://schemas.microsoft.com/office/drawing/2016/5/13/chartex" xmlns:cx8="http://schemas.microsoft.com/office/drawing/2016/5/14/chartex" xmlns:mc="http://schemas.openxmlformats.org/markup-compatibility/2006" xmlns:aink="http://schemas.microsoft.com/office/drawing/2016/ink" xmlns:am3d="http://schemas.microsoft.com/office/drawing/2017/model3d" xmlns:o="urn:schemas-microsoft-com:office:office" xmlns:oel="http://schemas.microsoft.com/office/2019/extlst" xmlns:r="http://schemas.openxmlformats.org/officeDocument/2006/relationships" xmlns:m="http://schemas.openxmlformats.org/officeDocument/2006/math" xmlns:v="urn:schemas-microsoft-com:vml" xmlns:wp14="http://schemas.microsoft.com/office/word/2010/wordprocessingDrawing" xmlns:wp="http://schemas.openxmlformats.org/drawingml/2006/wordprocessingDrawing" xmlns:w10="urn:schemas-microsoft-com:office:word" xmlns:w="http://schemas.openxmlformats.org/wordprocessingml/2006/main" xmlns:w14="http://schemas.microsoft.com/office/word/2010/wordml" xmlns:w15="http://schemas.microsoft.com/office/word/2012/wordml" xmlns:w16cex="http://schemas.microsoft.com/office/word/2018/wordml/cex" xmlns:w16cid="http://schemas.microsoft.com/office/word/2016/wordml/cid" xmlns:w16="http://schemas.microsoft.com/office/word/2018/wordml" xmlns:w16du="http://schemas.microsoft.com/office/word/2023/wordml/word16du" xmlns:w16sdtdh="http://schemas.microsoft.com/office/word/2020/wordml/sdtdatahash" xmlns:w16se="http://schemas.microsoft.com/office/word/2015/wordml/symex" xmlns:wpg="http://schemas.microsoft.com/office/word/2010/wordprocessingGroup" xmlns:wpi="http://schemas.microsoft.com/office/word/2010/wordprocessingInk" xmlns:wne="http://schemas.microsoft.com/office/word/2006/wordml" xmlns:wps="http://schemas.microsoft.com/office/word/2010/wordprocessingShape" mc:Ignorable="w14 w15 w16se w16cid w16 w16cex w16sdtdh w16du wp14">
+<w:numbering xmlns:wpc="http://schemas.microsoft.com/office/word/2010/wordprocessingCanvas" xmlns:cx="http://schemas.microsoft.com/office/drawing/2014/chartex" xmlns:cx1="http://schemas.microsoft.com/office/drawing/2015/9/8/chartex" xmlns:cx2="http://schemas.microsoft.com/office/drawing/2015/10/21/chartex" xmlns:cx3="http://schemas.microsoft.com/office/drawing/2016/5/9/chartex" xmlns:cx4="http://schemas.microsoft.com/office/drawing/2016/5/10/chartex" xmlns:cx5="http://schemas.microsoft.com/office/drawing/2016/5/11/chartex" xmlns:cx6="http://schemas.microsoft.com/office/drawing/2016/5/12/chartex" xmlns:cx7="http://schemas.microsoft.com/office/drawing/2016/5/13/chartex" xmlns:cx8="http://schemas.microsoft.com/office/drawing/2016/5/14/chartex" xmlns:mc="http://schemas.openxmlformats.org/markup-compatibility/2006" xmlns:aink="http://schemas.microsoft.com/office/drawing/2016/ink" xmlns:am3d="http://schemas.microsoft.com/office/drawing/2017/model3d" xmlns:o="urn:schemas-microsoft-com:office:office" xmlns:oel="http://schemas.microsoft.com/office/2019/extlst" xmlns:r="http://schemas.openxmlformats.org/officeDocument/2006/relationships" xmlns:m="http://schemas.openxmlformats.org/officeDocument/2006/math" xmlns:v="urn:schemas-microsoft-com:vml" xmlns:wp14="http://schemas.microsoft.com/office/word/2010/wordprocessingDrawing" xmlns:wp="http://schemas.openxmlformats.org/drawingml/2006/wordprocessingDrawing" xmlns:w10="urn:schemas-microsoft-com:office:word" xmlns:w="http://schemas.openxmlformats.org/wordprocessingml/2006/main" xmlns:w14="http://schemas.microsoft.com/office/word/2010/wordml" xmlns:w15="http://schemas.microsoft.com/office/word/2012/wordml" xmlns:w16cex="http://schemas.microsoft.com/office/word/2018/wordml/cex" xmlns:w16cid="http://schemas.microsoft.com/office/word/2016/wordml/cid" xmlns:w16="http://schemas.microsoft.com/office/word/2018/wordml" xmlns:w16du="http://schemas.microsoft.com/office/word/2023/wordml/word16du" xmlns:w16sdtdh="http://schemas.microsoft.com/office/word/2020/wordml/sdtdatahash" xmlns:w16sdtfl="http://schemas.microsoft.com/office/word/2024/wordml/sdtformatlock" xmlns:w16se="http://schemas.microsoft.com/office/word/2015/wordml/symex" xmlns:wpg="http://schemas.microsoft.com/office/word/2010/wordprocessingGroup" xmlns:wpi="http://schemas.microsoft.com/office/word/2010/wordprocessingInk" xmlns:wne="http://schemas.microsoft.com/office/word/2006/wordml" xmlns:wps="http://schemas.microsoft.com/office/word/2010/wordprocessingShape" mc:Ignorable="w14 w15 w16se w16cid w16 w16cex w16sdtdh w16sdtfl w16du wp14">
   <w:abstractNum w:abstractNumId="0" w15:restartNumberingAfterBreak="0">
     <w:nsid w:val="0AC72FAF"/>
     <w:multiLevelType w:val="hybridMultilevel"/>
@@ -1545,7 +1552,7 @@
 </file>
 
 <file path=word/styles.xml><?xml version="1.0" encoding="utf-8"?>
-<w:styles xmlns:mc="http://schemas.openxmlformats.org/markup-compatibility/2006" xmlns:r="http://schemas.openxmlformats.org/officeDocument/2006/relationships" xmlns:w="http://schemas.openxmlformats.org/wordprocessingml/2006/main" xmlns:w14="http://schemas.microsoft.com/office/word/2010/wordml" xmlns:w15="http://schemas.microsoft.com/office/word/2012/wordml" xmlns:w16cex="http://schemas.microsoft.com/office/word/2018/wordml/cex" xmlns:w16cid="http://schemas.microsoft.com/office/word/2016/wordml/cid" xmlns:w16="http://schemas.microsoft.com/office/word/2018/wordml" xmlns:w16du="http://schemas.microsoft.com/office/word/2023/wordml/word16du" xmlns:w16sdtdh="http://schemas.microsoft.com/office/word/2020/wordml/sdtdatahash" xmlns:w16se="http://schemas.microsoft.com/office/word/2015/wordml/symex" mc:Ignorable="w14 w15 w16se w16cid w16 w16cex w16sdtdh w16du">
+<w:styles xmlns:mc="http://schemas.openxmlformats.org/markup-compatibility/2006" xmlns:r="http://schemas.openxmlformats.org/officeDocument/2006/relationships" xmlns:w="http://schemas.openxmlformats.org/wordprocessingml/2006/main" xmlns:w14="http://schemas.microsoft.com/office/word/2010/wordml" xmlns:w15="http://schemas.microsoft.com/office/word/2012/wordml" xmlns:w16cex="http://schemas.microsoft.com/office/word/2018/wordml/cex" xmlns:w16cid="http://schemas.microsoft.com/office/word/2016/wordml/cid" xmlns:w16="http://schemas.microsoft.com/office/word/2018/wordml" xmlns:w16du="http://schemas.microsoft.com/office/word/2023/wordml/word16du" xmlns:w16sdtdh="http://schemas.microsoft.com/office/word/2020/wordml/sdtdatahash" xmlns:w16sdtfl="http://schemas.microsoft.com/office/word/2024/wordml/sdtformatlock" xmlns:w16se="http://schemas.microsoft.com/office/word/2015/wordml/symex" mc:Ignorable="w14 w15 w16se w16cid w16 w16cex w16sdtdh w16sdtfl w16du">
   <w:docDefaults>
     <w:rPrDefault>
       <w:rPr>

--- a/작업일지/27주차.docx
+++ b/작업일지/27주차.docx
@@ -249,6 +249,7 @@
                 <w:bCs/>
               </w:rPr>
             </w:pPr>
+            <w:proofErr w:type="spellStart"/>
             <w:r>
               <w:rPr>
                 <w:rFonts w:hint="eastAsia"/>
@@ -257,6 +258,7 @@
               </w:rPr>
               <w:t>팀명</w:t>
             </w:r>
+            <w:proofErr w:type="spellEnd"/>
           </w:p>
         </w:tc>
         <w:tc>
@@ -363,7 +365,21 @@
               <w:rPr>
                 <w:rFonts w:hint="eastAsia"/>
               </w:rPr>
-              <w:t>2022182035 임채은(클라/서버)</w:t>
+              <w:t xml:space="preserve">2022182035 </w:t>
+            </w:r>
+            <w:proofErr w:type="spellStart"/>
+            <w:r>
+              <w:rPr>
+                <w:rFonts w:hint="eastAsia"/>
+              </w:rPr>
+              <w:t>임채은</w:t>
+            </w:r>
+            <w:proofErr w:type="spellEnd"/>
+            <w:r>
+              <w:rPr>
+                <w:rFonts w:hint="eastAsia"/>
+              </w:rPr>
+              <w:t>(클라/서버)</w:t>
             </w:r>
           </w:p>
         </w:tc>
@@ -430,7 +446,19 @@
           <w:tcPr>
             <w:tcW w:w="9214" w:type="dxa"/>
           </w:tcPr>
-          <w:p/>
+          <w:p>
+            <w:pPr>
+              <w:rPr>
+                <w:rFonts w:hint="eastAsia"/>
+              </w:rPr>
+            </w:pPr>
+            <w:r>
+              <w:rPr>
+                <w:rFonts w:hint="eastAsia"/>
+              </w:rPr>
+              <w:t>- 아이템 모델링</w:t>
+            </w:r>
+          </w:p>
         </w:tc>
       </w:tr>
       <w:tr>
@@ -472,7 +500,49 @@
               <w:rPr>
                 <w:rFonts w:hint="eastAsia"/>
               </w:rPr>
-              <w:t>-AddItem, RemoveObject 패킷 recv, send 처리</w:t>
+              <w:t>-</w:t>
+            </w:r>
+            <w:proofErr w:type="spellStart"/>
+            <w:r>
+              <w:rPr>
+                <w:rFonts w:hint="eastAsia"/>
+              </w:rPr>
+              <w:t>AddItem</w:t>
+            </w:r>
+            <w:proofErr w:type="spellEnd"/>
+            <w:r>
+              <w:rPr>
+                <w:rFonts w:hint="eastAsia"/>
+              </w:rPr>
+              <w:t xml:space="preserve">, </w:t>
+            </w:r>
+            <w:proofErr w:type="spellStart"/>
+            <w:r>
+              <w:rPr>
+                <w:rFonts w:hint="eastAsia"/>
+              </w:rPr>
+              <w:t>RemoveObject</w:t>
+            </w:r>
+            <w:proofErr w:type="spellEnd"/>
+            <w:r>
+              <w:rPr>
+                <w:rFonts w:hint="eastAsia"/>
+              </w:rPr>
+              <w:t xml:space="preserve"> 패킷 </w:t>
+            </w:r>
+            <w:proofErr w:type="spellStart"/>
+            <w:r>
+              <w:rPr>
+                <w:rFonts w:hint="eastAsia"/>
+              </w:rPr>
+              <w:t>recv</w:t>
+            </w:r>
+            <w:proofErr w:type="spellEnd"/>
+            <w:r>
+              <w:rPr>
+                <w:rFonts w:hint="eastAsia"/>
+              </w:rPr>
+              <w:t>, send 처리</w:t>
             </w:r>
           </w:p>
           <w:p>
@@ -484,16 +554,25 @@
             </w:r>
           </w:p>
           <w:p>
-            <w:pPr>
-              <w:rPr>
-                <w:rFonts w:hint="eastAsia"/>
-              </w:rPr>
-            </w:pPr>
-            <w:r>
-              <w:rPr>
-                <w:rFonts w:hint="eastAsia"/>
-              </w:rPr>
-              <w:t>-타일맵 타일 크기 어떻게 할지 고민</w:t>
+            <w:r>
+              <w:rPr>
+                <w:rFonts w:hint="eastAsia"/>
+              </w:rPr>
+              <w:t>-</w:t>
+            </w:r>
+            <w:proofErr w:type="spellStart"/>
+            <w:r>
+              <w:rPr>
+                <w:rFonts w:hint="eastAsia"/>
+              </w:rPr>
+              <w:t>타일맵</w:t>
+            </w:r>
+            <w:proofErr w:type="spellEnd"/>
+            <w:r>
+              <w:rPr>
+                <w:rFonts w:hint="eastAsia"/>
+              </w:rPr>
+              <w:t xml:space="preserve"> 타일 크기 어떻게 할지 고민</w:t>
             </w:r>
           </w:p>
         </w:tc>
@@ -510,6 +589,7 @@
                 <w:bCs/>
               </w:rPr>
             </w:pPr>
+            <w:proofErr w:type="spellStart"/>
             <w:r>
               <w:rPr>
                 <w:rFonts w:hint="eastAsia"/>
@@ -518,6 +598,7 @@
               </w:rPr>
               <w:t>임채은</w:t>
             </w:r>
+            <w:proofErr w:type="spellEnd"/>
           </w:p>
         </w:tc>
         <w:tc>
@@ -528,11 +609,19 @@
             <w:r>
               <w:t xml:space="preserve">- </w:t>
             </w:r>
-            <w:r>
-              <w:rPr>
-                <w:rFonts w:hint="eastAsia"/>
-              </w:rPr>
-              <w:t>GameMode C++로 변경</w:t>
+            <w:proofErr w:type="spellStart"/>
+            <w:r>
+              <w:rPr>
+                <w:rFonts w:hint="eastAsia"/>
+              </w:rPr>
+              <w:t>GameMode</w:t>
+            </w:r>
+            <w:proofErr w:type="spellEnd"/>
+            <w:r>
+              <w:rPr>
+                <w:rFonts w:hint="eastAsia"/>
+              </w:rPr>
+              <w:t xml:space="preserve"> C++로 변경</w:t>
             </w:r>
           </w:p>
           <w:p>
@@ -603,10 +692,93 @@
             <w:tcW w:w="9214" w:type="dxa"/>
           </w:tcPr>
           <w:p>
+            <w:r>
+              <w:rPr>
+                <w:rFonts w:hint="eastAsia"/>
+              </w:rPr>
+              <w:t xml:space="preserve">- 아이템 </w:t>
+            </w:r>
+            <w:proofErr w:type="spellStart"/>
+            <w:r>
+              <w:rPr>
+                <w:rFonts w:hint="eastAsia"/>
+              </w:rPr>
+              <w:t>Cardboardox</w:t>
+            </w:r>
+            <w:proofErr w:type="spellEnd"/>
+            <w:r>
+              <w:rPr>
+                <w:rFonts w:hint="eastAsia"/>
+              </w:rPr>
+              <w:t xml:space="preserve">를 모델링하였다. 간단한 모델이라 </w:t>
+            </w:r>
+            <w:proofErr w:type="spellStart"/>
+            <w:r>
+              <w:rPr>
+                <w:rFonts w:hint="eastAsia"/>
+              </w:rPr>
+              <w:t>텍스쳐까지</w:t>
+            </w:r>
+            <w:proofErr w:type="spellEnd"/>
+            <w:r>
+              <w:rPr>
+                <w:rFonts w:hint="eastAsia"/>
+              </w:rPr>
+              <w:t xml:space="preserve"> 적용하였다.</w:t>
+            </w:r>
+          </w:p>
+          <w:p>
             <w:pPr>
-              <w:pStyle w:val="a6"/>
-              <w:ind w:left="880"/>
+              <w:rPr>
+                <w:rFonts w:hint="eastAsia"/>
+              </w:rPr>
             </w:pPr>
+            <w:r>
+              <w:drawing>
+                <wp:inline distT="0" distB="0" distL="0" distR="0" wp14:anchorId="06218B26" wp14:editId="658B5D3B">
+                  <wp:extent cx="1679945" cy="1300088"/>
+                  <wp:effectExtent l="0" t="0" r="0" b="0"/>
+                  <wp:docPr id="822288261" name="그림 1"/>
+                  <wp:cNvGraphicFramePr>
+                    <a:graphicFrameLocks xmlns:a="http://schemas.openxmlformats.org/drawingml/2006/main" noChangeAspect="1"/>
+                  </wp:cNvGraphicFramePr>
+                  <a:graphic xmlns:a="http://schemas.openxmlformats.org/drawingml/2006/main">
+                    <a:graphicData uri="http://schemas.openxmlformats.org/drawingml/2006/picture">
+                      <pic:pic xmlns:pic="http://schemas.openxmlformats.org/drawingml/2006/picture">
+                        <pic:nvPicPr>
+                          <pic:cNvPr id="822288261" name=""/>
+                          <pic:cNvPicPr/>
+                        </pic:nvPicPr>
+                        <pic:blipFill rotWithShape="1">
+                          <a:blip r:embed="rId7"/>
+                          <a:srcRect t="13467" b="5505"/>
+                          <a:stretch>
+                            <a:fillRect/>
+                          </a:stretch>
+                        </pic:blipFill>
+                        <pic:spPr bwMode="auto">
+                          <a:xfrm>
+                            <a:off x="0" y="0"/>
+                            <a:ext cx="1698757" cy="1314646"/>
+                          </a:xfrm>
+                          <a:prstGeom prst="rect">
+                            <a:avLst/>
+                          </a:prstGeom>
+                          <a:ln>
+                            <a:noFill/>
+                          </a:ln>
+                          <a:extLst>
+                            <a:ext uri="{53640926-AAD7-44D8-BBD7-CCE9431645EC}">
+                              <a14:shadowObscured xmlns:a14="http://schemas.microsoft.com/office/drawing/2010/main"/>
+                            </a:ext>
+                          </a:extLst>
+                        </pic:spPr>
+                      </pic:pic>
+                    </a:graphicData>
+                  </a:graphic>
+                </wp:inline>
+              </w:drawing>
+            </w:r>
           </w:p>
         </w:tc>
       </w:tr>
@@ -650,7 +822,21 @@
               <w:rPr>
                 <w:rFonts w:hint="eastAsia"/>
               </w:rPr>
-              <w:t>-아이템 획득을 위해 아이템 생성, 오브젝트 삭제 패킷 recv, send 처리를 클라/서버에서 했다.</w:t>
+              <w:t xml:space="preserve">-아이템 획득을 위해 아이템 생성, 오브젝트 삭제 패킷 </w:t>
+            </w:r>
+            <w:proofErr w:type="spellStart"/>
+            <w:r>
+              <w:rPr>
+                <w:rFonts w:hint="eastAsia"/>
+              </w:rPr>
+              <w:t>recv</w:t>
+            </w:r>
+            <w:proofErr w:type="spellEnd"/>
+            <w:r>
+              <w:rPr>
+                <w:rFonts w:hint="eastAsia"/>
+              </w:rPr>
+              <w:t>, send 처리를 클라/서버에서 했다.</w:t>
             </w:r>
           </w:p>
           <w:p/>
@@ -668,7 +854,21 @@
               <w:rPr>
                 <w:rFonts w:hint="eastAsia"/>
               </w:rPr>
-              <w:t>그런데 교수님께서 제안해주신 방식은 필요한 정보만 노드에 담아 그래프로 만들어 방 구조를 기록하는 형식이었는데, 지금 되어 있는 방식은 gameRoom 클래스 자체를 노드라고 생각하고 서로 연결된 방끼리 참조하는 식으로</w:t>
+              <w:t xml:space="preserve">그런데 교수님께서 제안해주신 방식은 필요한 정보만 노드에 담아 그래프로 만들어 방 구조를 기록하는 형식이었는데, 지금 되어 있는 방식은 </w:t>
+            </w:r>
+            <w:proofErr w:type="spellStart"/>
+            <w:r>
+              <w:rPr>
+                <w:rFonts w:hint="eastAsia"/>
+              </w:rPr>
+              <w:t>gameRoom</w:t>
+            </w:r>
+            <w:proofErr w:type="spellEnd"/>
+            <w:r>
+              <w:rPr>
+                <w:rFonts w:hint="eastAsia"/>
+              </w:rPr>
+              <w:t xml:space="preserve"> 클래스 자체를 노드라고 생각하고 서로 연결된 방끼리 참조하는 식으로</w:t>
             </w:r>
             <w:r>
               <w:rPr>
@@ -696,31 +896,30 @@
           </w:p>
           <w:p/>
           <w:p>
-            <w:pPr>
-              <w:rPr>
-                <w:rFonts w:hint="eastAsia"/>
-              </w:rPr>
-            </w:pPr>
-            <w:r>
-              <w:rPr>
-                <w:rFonts w:hint="eastAsia"/>
-              </w:rPr>
-              <w:t>그리고 unordered map 방식으로 했던 이유 중 가장 큰 이유가 방이 생성되면서 방끼리 서로 겹치는 걸 방지하기 위해서 였는데 이를 위해 BoundingBox 클래스를 추가하여 방을 배치하기 전에 충돌되는 방이 있나 확인하는 방식으로 방지하였다.</w:t>
-            </w:r>
-          </w:p>
-          <w:p>
-            <w:pPr>
-              <w:rPr>
-                <w:rFonts w:hint="eastAsia"/>
-              </w:rPr>
-            </w:pPr>
-          </w:p>
-          <w:p>
-            <w:pPr>
-              <w:rPr>
-                <w:rFonts w:hint="eastAsia"/>
-              </w:rPr>
-            </w:pPr>
+            <w:r>
+              <w:rPr>
+                <w:rFonts w:hint="eastAsia"/>
+              </w:rPr>
+              <w:lastRenderedPageBreak/>
+              <w:t xml:space="preserve">그리고 unordered map 방식으로 했던 이유 중 가장 큰 이유가 방이 생성되면서 방끼리 서로 겹치는 걸 방지하기 위해서 였는데 이를 위해 </w:t>
+            </w:r>
+            <w:proofErr w:type="spellStart"/>
+            <w:r>
+              <w:rPr>
+                <w:rFonts w:hint="eastAsia"/>
+              </w:rPr>
+              <w:t>BoundingBox</w:t>
+            </w:r>
+            <w:proofErr w:type="spellEnd"/>
+            <w:r>
+              <w:rPr>
+                <w:rFonts w:hint="eastAsia"/>
+              </w:rPr>
+              <w:t xml:space="preserve"> 클래스를 추가하여 방을 배치하기 전에 충돌되는 방이 있나 확인하는 방식으로 방지하였다.</w:t>
+            </w:r>
+          </w:p>
+          <w:p/>
+          <w:p>
             <w:r>
               <w:rPr>
                 <w:rFonts w:hint="eastAsia"/>
@@ -742,6 +941,7 @@
                 <w:bCs/>
               </w:rPr>
             </w:pPr>
+            <w:proofErr w:type="spellStart"/>
             <w:r>
               <w:rPr>
                 <w:rFonts w:hint="eastAsia"/>
@@ -751,6 +951,7 @@
               <w:lastRenderedPageBreak/>
               <w:t>임채은</w:t>
             </w:r>
+            <w:proofErr w:type="spellEnd"/>
           </w:p>
         </w:tc>
         <w:tc>
@@ -761,11 +962,75 @@
             <w:r>
               <w:t xml:space="preserve">- </w:t>
             </w:r>
-            <w:r>
-              <w:rPr>
-                <w:rFonts w:hint="eastAsia"/>
-              </w:rPr>
-              <w:t>GameModeBase를 상속받는 MainGameMode를 C++로 생성하고, BeginPlay에 ConnectServer()를 추가했다.</w:t>
+            <w:proofErr w:type="spellStart"/>
+            <w:r>
+              <w:rPr>
+                <w:rFonts w:hint="eastAsia"/>
+              </w:rPr>
+              <w:t>GameModeBase</w:t>
+            </w:r>
+            <w:proofErr w:type="spellEnd"/>
+            <w:r>
+              <w:rPr>
+                <w:rFonts w:hint="eastAsia"/>
+              </w:rPr>
+              <w:t xml:space="preserve">를 상속받는 </w:t>
+            </w:r>
+            <w:proofErr w:type="spellStart"/>
+            <w:r>
+              <w:rPr>
+                <w:rFonts w:hint="eastAsia"/>
+              </w:rPr>
+              <w:t>MainGameMode</w:t>
+            </w:r>
+            <w:proofErr w:type="spellEnd"/>
+            <w:r>
+              <w:rPr>
+                <w:rFonts w:hint="eastAsia"/>
+              </w:rPr>
+              <w:t xml:space="preserve">를 C++로 생성하고, </w:t>
+            </w:r>
+            <w:proofErr w:type="spellStart"/>
+            <w:r>
+              <w:rPr>
+                <w:rFonts w:hint="eastAsia"/>
+              </w:rPr>
+              <w:t>BeginPlay</w:t>
+            </w:r>
+            <w:proofErr w:type="spellEnd"/>
+            <w:r>
+              <w:rPr>
+                <w:rFonts w:hint="eastAsia"/>
+              </w:rPr>
+              <w:t xml:space="preserve">에 </w:t>
+            </w:r>
+            <w:proofErr w:type="spellStart"/>
+            <w:r>
+              <w:rPr>
+                <w:rFonts w:hint="eastAsia"/>
+              </w:rPr>
+              <w:t>ConnectServer</w:t>
+            </w:r>
+            <w:proofErr w:type="spellEnd"/>
+            <w:r>
+              <w:rPr>
+                <w:rFonts w:hint="eastAsia"/>
+              </w:rPr>
+              <w:t>()</w:t>
+            </w:r>
+            <w:proofErr w:type="spellStart"/>
+            <w:r>
+              <w:rPr>
+                <w:rFonts w:hint="eastAsia"/>
+              </w:rPr>
+              <w:t>를</w:t>
+            </w:r>
+            <w:proofErr w:type="spellEnd"/>
+            <w:r>
+              <w:rPr>
+                <w:rFonts w:hint="eastAsia"/>
+              </w:rPr>
+              <w:t xml:space="preserve"> 추가했다.</w:t>
             </w:r>
           </w:p>
           <w:p>
